--- a/data/outputs/v2/Core_Mathematics/SS2.4_Trigonometry_1/quiz/Core_Mathematics_G10_SS2.4_Trigonometry_1_L4_AnswerKey.docx
+++ b/data/outputs/v2/Core_Mathematics/SS2.4_Trigonometry_1/quiz/Core_Mathematics_G10_SS2.4_Trigonometry_1_L4_AnswerKey.docx
@@ -1405,7 +1405,7 @@
         </w:rPr>
         <w:t xml:space="preserve">© 2026 SeaVuria and ARES. Aligned with KICD objectives. Developed by SeaVuria; technical implementation by ARES (with AI assistance from Claude). Licensed under </w:t>
       </w:r>
-      <w:hyperlink w:history="1" r:id="rId2y7bck8kjrfgnaoljxgs0">
+      <w:hyperlink w:history="1" r:id="rId8bgzv7qtoaahyxv6qcwav">
         <w:r>
           <w:rPr>
             <w:rFonts w:ascii="Arial" w:cs="Arial" w:eastAsia="Arial" w:hAnsi="Arial"/>
@@ -1426,7 +1426,7 @@
         </w:rPr>
         <w:t xml:space="preserve"> (</w:t>
       </w:r>
-      <w:hyperlink w:history="1" r:id="rId3abuiflybywxgqfesikvw">
+      <w:hyperlink w:history="1" r:id="rIdvjabpvbrtpuymyxxt0kzo">
         <w:r>
           <w:rPr>
             <w:rFonts w:ascii="Arial" w:cs="Arial" w:eastAsia="Arial" w:hAnsi="Arial"/>

--- a/data/outputs/v2/Core_Mathematics/SS2.4_Trigonometry_1/quiz/Core_Mathematics_G10_SS2.4_Trigonometry_1_L4_AnswerKey.docx
+++ b/data/outputs/v2/Core_Mathematics/SS2.4_Trigonometry_1/quiz/Core_Mathematics_G10_SS2.4_Trigonometry_1_L4_AnswerKey.docx
@@ -1405,7 +1405,7 @@
         </w:rPr>
         <w:t xml:space="preserve">© 2026 SeaVuria and ARES. Aligned with KICD objectives. Developed by SeaVuria; technical implementation by ARES (with AI assistance from Claude). Licensed under </w:t>
       </w:r>
-      <w:hyperlink w:history="1" r:id="rId8bgzv7qtoaahyxv6qcwav">
+      <w:hyperlink w:history="1" r:id="rIdygc5x7r5qw6_vnbwoyn2z">
         <w:r>
           <w:rPr>
             <w:rFonts w:ascii="Arial" w:cs="Arial" w:eastAsia="Arial" w:hAnsi="Arial"/>
@@ -1426,7 +1426,7 @@
         </w:rPr>
         <w:t xml:space="preserve"> (</w:t>
       </w:r>
-      <w:hyperlink w:history="1" r:id="rIdvjabpvbrtpuymyxxt0kzo">
+      <w:hyperlink w:history="1" r:id="rIdxd6u_im7nohk7mu3x0w9j">
         <w:r>
           <w:rPr>
             <w:rFonts w:ascii="Arial" w:cs="Arial" w:eastAsia="Arial" w:hAnsi="Arial"/>

--- a/data/outputs/v2/Core_Mathematics/SS2.4_Trigonometry_1/quiz/Core_Mathematics_G10_SS2.4_Trigonometry_1_L4_AnswerKey.docx
+++ b/data/outputs/v2/Core_Mathematics/SS2.4_Trigonometry_1/quiz/Core_Mathematics_G10_SS2.4_Trigonometry_1_L4_AnswerKey.docx
@@ -1405,7 +1405,7 @@
         </w:rPr>
         <w:t xml:space="preserve">© 2026 SeaVuria and ARES. Aligned with KICD objectives. Developed by SeaVuria; technical implementation by ARES (with AI assistance from Claude). Licensed under </w:t>
       </w:r>
-      <w:hyperlink w:history="1" r:id="rIdygc5x7r5qw6_vnbwoyn2z">
+      <w:hyperlink w:history="1" r:id="rIdyoamfodumh-ehtyhbsak2">
         <w:r>
           <w:rPr>
             <w:rFonts w:ascii="Arial" w:cs="Arial" w:eastAsia="Arial" w:hAnsi="Arial"/>
@@ -1426,7 +1426,7 @@
         </w:rPr>
         <w:t xml:space="preserve"> (</w:t>
       </w:r>
-      <w:hyperlink w:history="1" r:id="rIdxd6u_im7nohk7mu3x0w9j">
+      <w:hyperlink w:history="1" r:id="rId2mlj3ay_hgjkvc8tipcus">
         <w:r>
           <w:rPr>
             <w:rFonts w:ascii="Arial" w:cs="Arial" w:eastAsia="Arial" w:hAnsi="Arial"/>
